--- a/entregables/Territorio_Preparado_Propuesta.docx
+++ b/entregables/Territorio_Preparado_Propuesta.docx
@@ -186,7 +186,7 @@
         <w:rPr>
           <w:lang w:val="es-CO"/>
         </w:rPr>
-        <w:t>William Ortiz · Herlin Echeverry · Pablo Arango · Daniel Celis</w:t>
+        <w:t>William Ortiz · Herlin Echeverry · Pablo Arango · Bryan Martínez Villamarín</w:t>
       </w:r>
     </w:p>
     <w:p>
